--- a/diagram/samples/onprem_hybrid.docx
+++ b/diagram/samples/onprem_hybrid.docx
@@ -27,7 +27,7 @@
       <w:r>
         <w:drawing>
           <wp:inline xmlns:a="http://schemas.openxmlformats.org/drawingml/2006/main" xmlns:pic="http://schemas.openxmlformats.org/drawingml/2006/picture">
-            <wp:extent cx="5943600" cy="2308872"/>
+            <wp:extent cx="5943600" cy="2345280"/>
             <wp:docPr id="1" name="Picture 1"/>
             <wp:cNvGraphicFramePr>
               <a:graphicFrameLocks noChangeAspect="1"/>
@@ -48,7 +48,7 @@
                   <pic:spPr>
                     <a:xfrm>
                       <a:off x="0" y="0"/>
-                      <a:ext cx="5943600" cy="2308872"/>
+                      <a:ext cx="5943600" cy="2345280"/>
                     </a:xfrm>
                     <a:prstGeom prst="rect"/>
                   </pic:spPr>
@@ -78,7 +78,7 @@
           <w:color w:val="606A78"/>
           <w:sz w:val="18"/>
         </w:rPr>
-        <w:t>Hybrid — On-Prem Data Center + AWS</w:t>
+        <w:t>Hybrid: On-Prem Data Center + AWS</w:t>
       </w:r>
     </w:p>
     <w:p>
@@ -94,7 +94,7 @@
         <w:t>On-Premises Data Center</w:t>
       </w:r>
       <w:r>
-        <w:t xml:space="preserve"> — network boundary spanning the tiers it encloses</w:t>
+        <w:t>: network boundary spanning the tiers it encloses</w:t>
       </w:r>
     </w:p>
     <w:p>
@@ -110,7 +110,7 @@
         <w:t>AWS (ap-southeast-1)</w:t>
       </w:r>
       <w:r>
-        <w:t xml:space="preserve"> — transparent, dashed network boundary spanning the tiers it encloses</w:t>
+        <w:t>: transparent, dashed network boundary spanning the tiers it encloses</w:t>
       </w:r>
     </w:p>
     <w:p>
@@ -126,7 +126,7 @@
         <w:t>Internet</w:t>
       </w:r>
       <w:r>
-        <w:t xml:space="preserve"> — internet (ONPREM); HTTPS to HAProxy LB</w:t>
+        <w:t>: internet (ONPREM); HTTPS to HAProxy LB</w:t>
       </w:r>
     </w:p>
     <w:p>
@@ -142,7 +142,7 @@
         <w:t>HAProxy LB</w:t>
       </w:r>
       <w:r>
-        <w:t xml:space="preserve"> — haproxy (ONPREM) in DMZ; connects to Reverse proxy</w:t>
+        <w:t>: haproxy (ONPREM) in DMZ; connects to Reverse proxy</w:t>
       </w:r>
     </w:p>
     <w:p>
@@ -158,7 +158,7 @@
         <w:t>Reverse proxy</w:t>
       </w:r>
       <w:r>
-        <w:t xml:space="preserve"> — nginx (ONPREM) in DMZ; connects to App servers x3</w:t>
+        <w:t>: nginx (ONPREM) in DMZ; connects to App servers x3</w:t>
       </w:r>
     </w:p>
     <w:p>
@@ -174,7 +174,7 @@
         <w:t>App servers x3</w:t>
       </w:r>
       <w:r>
-        <w:t xml:space="preserve"> — server (ONPREM) in App Tier; SQL to Oracle RAC, Direct Connect to EKS workloads, publishes VPN (failover) to EKS workloads</w:t>
+        <w:t>: server (ONPREM) in App Tier; SQL to Oracle RAC, Direct Connect to EKS workloads, publishes VPN (failover) to EKS workloads</w:t>
       </w:r>
     </w:p>
     <w:p>
@@ -190,7 +190,7 @@
         <w:t>Oracle RAC</w:t>
       </w:r>
       <w:r>
-        <w:t xml:space="preserve"> — oracle (ONPREM) in Data Tier; connects to SAN storage</w:t>
+        <w:t>: oracle (ONPREM) in Data Tier; connects to SAN storage</w:t>
       </w:r>
     </w:p>
     <w:p>
@@ -206,7 +206,7 @@
         <w:t>SAN storage</w:t>
       </w:r>
       <w:r>
-        <w:t xml:space="preserve"> — server (ONPREM) in Data Tier</w:t>
+        <w:t>: server (ONPREM) in Data Tier</w:t>
       </w:r>
     </w:p>
     <w:p>
@@ -222,7 +222,7 @@
         <w:t>EKS workloads</w:t>
       </w:r>
       <w:r>
-        <w:t xml:space="preserve"> — elastic kubernetes service (AWS) in VPC</w:t>
+        <w:t>: elastic kubernetes service (AWS) in VPC</w:t>
       </w:r>
     </w:p>
     <w:sectPr>
